--- a/papers/_sources/rope_qpt.docx
+++ b/papers/_sources/rope_qpt.docx
@@ -61,23 +61,6 @@
           <w:szCs w:val="20"/>
         </w:rPr>
         <w:t xml:space="preserve">Global Networking Practice, NTT DATA, Charlotte, NC  ·  palmer100@gmail.com</w:t>
-      </w:r>
-    </w:p>
-    <w:p>
-      <w:pPr>
-        <w:spacing w:after="120" w:before="0" w:line="276"/>
-        <w:jc w:val="center"/>
-      </w:pPr>
-      <w:r>
-        <w:rPr>
-          <w:rFonts w:ascii="Times New Roman" w:cs="Times New Roman" w:eastAsia="Times New Roman" w:hAnsi="Times New Roman"/>
-          <w:i/>
-          <w:iCs/>
-          <w:color w:val="666666"/>
-          <w:sz w:val="18"/>
-          <w:szCs w:val="18"/>
-        </w:rPr>
-        <w:t xml:space="preserve">Programme credit: the core Rope Hypothesis is due to Bill Gaede; this work develops and formalises it.</w:t>
       </w:r>
     </w:p>
     <w:p>
@@ -1430,23 +1413,6 @@
     </w:p>
     <w:p>
       <w:pPr>
-        <w:spacing w:after="160" w:before="0" w:line="276"/>
-        <w:jc w:val="both"/>
-      </w:pPr>
-      <w:r>
-        <w:rPr>
-          <w:rFonts w:ascii="Times New Roman" w:cs="Times New Roman" w:eastAsia="Times New Roman" w:hAnsi="Times New Roman"/>
-          <w:i/>
-          <w:iCs/>
-          <w:color w:val="666666"/>
-          <w:sz w:val="20"/>
-          <w:szCs w:val="20"/>
-        </w:rPr>
-        <w:t xml:space="preserve">Programme credit: the core Rope Hypothesis is due to Bill Gaede. Computational collaboration and drafting by Claude (Anthropic). Correspondence to palmer100@gmail.com.</w:t>
-      </w:r>
-    </w:p>
-    <w:p>
-      <w:pPr>
         <w:spacing w:after="80"/>
       </w:pPr>
       <w:r>
@@ -1458,23 +1424,6 @@
       </w:r>
     </w:p>
     <w:p>
-      <w:pPr>
-        <w:spacing w:after="160" w:before="0" w:line="276"/>
-        <w:jc w:val="both"/>
-      </w:pPr>
-      <w:r>
-        <w:rPr>
-          <w:rFonts w:ascii="Times New Roman" w:cs="Times New Roman" w:eastAsia="Times New Roman" w:hAnsi="Times New Roman"/>
-          <w:i/>
-          <w:iCs/>
-          <w:color w:val="666666"/>
-          <w:sz w:val="20"/>
-          <w:szCs w:val="20"/>
-        </w:rPr>
-        <w:t xml:space="preserve">Programme credit: the core Rope Hypothesis is due to Bill Gaede. Computational collaboration and drafting by Claude (Anthropic). Correspondence to palmer100@gmail.com.</w:t>
-      </w:r>
-    </w:p>
-    <w:p>
       <w:r>
         <w:rPr>
           <w:b/>
@@ -1487,6 +1436,7 @@
         <w:t>Each statement below is traceable to the machine-readable registry (claims.yaml), the corpus's single source of truth. Status labels: Derived (follows from stated mechanics), Modeled (reproduces data with declared inputs), EFT-constrained (bounded by effective-theory limits), Conjecture (proposed, not derived), Open (registered unsolved problem), Failed (falsified, kept as a finding). Where a claim is code-backed, the named benchmark reruns it.</w:t>
       </w:r>
     </w:p>
+    <w:p/>
     <w:p>
       <w:r>
         <w:rPr>
@@ -1496,6 +1446,12 @@
       </w:r>
       <w:r>
         <w:t>One-loop fluctuation mass mechanism</w:t>
+      </w:r>
+    </w:p>
+    <w:p/>
+    <w:p>
+      <w:r>
+        <w:t>Programme credit: the core Rope Hypothesis is due to Bill Gaede; this work develops and formalises it. Computational collaboration and drafting by Claude (Anthropic). Correspondence to palmer100@gmail.com.</w:t>
       </w:r>
     </w:p>
     <w:sectPr>

--- a/papers/_sources/rope_qpt.docx
+++ b/papers/_sources/rope_qpt.docx
@@ -45,7 +45,7 @@
           <w:sz w:val="22"/>
           <w:szCs w:val="22"/>
         </w:rPr>
-        <w:t xml:space="preserve">Mark Palmer  ·  with computational collaboration by Claude (Anthropic)</w:t>
+        <w:t xml:space="preserve">Mark Palmer · with computational collaboration by Claude (Anthropic)</w:t>
       </w:r>
     </w:p>
     <w:p>
@@ -60,7 +60,7 @@
           <w:sz w:val="20"/>
           <w:szCs w:val="20"/>
         </w:rPr>
-        <w:t xml:space="preserve">Global Networking Practice, NTT DATA, Charlotte, NC  ·  palmer100@gmail.com</w:t>
+        <w:t xml:space="preserve">Charlotte, NC · palmer100@gmail.com</w:t>
       </w:r>
     </w:p>
     <w:p>

--- a/papers/_sources/rope_qpt.docx
+++ b/papers/_sources/rope_qpt.docx
@@ -1449,6 +1449,45 @@
       </w:r>
     </w:p>
     <w:p/>
+    <w:p/>
+    <w:p>
+      <w:r>
+        <w:rPr>
+          <w:b/>
+        </w:rPr>
+        <w:t xml:space="preserve">POSTSCRIPT — THE ELECTROMAGNETIC ARC (registered 2026-08-09, claims EM-RECON-024 through 028)</w:t>
+      </w:r>
+    </w:p>
+    <w:p>
+      <w:r>
+        <w:t xml:space="preserve">Five chartered commissions, each with bars locked before computation, closed the carrier question this paper's channel-map left open and rebuilt the electromagnetic sector from registered mechanics. (1) THE DIRECTION (EM-RECON-024): under the operational definition the static sector already owned — E is force per winding — the angular-averaged linear response of the azimuth-blind contact form to a passing wave is a scalar times the identity: the force is parallel to the carrier's transverse center-line displacement. The necessity clause unified two registered kills: no center-line displacement, no force, no polarization — the bare screw's F = 0 IS the state-count kill seen from the force side.</w:t>
+      </w:r>
+    </w:p>
+    <w:p>
+      <w:r>
+        <w:t xml:space="preserve">(2) THE CARRIER (EM-RECON-025): the collective transverse displacement of the fully-dynamical mesh is a symmetry-protected gapless Goldstone pair — the exact two-strand computation puts the O(g) crossing mass entirely on the relative (optical) branch while the center-of-mass branch runs at omega^2 = (T0/mu) q^2, gapless at every crossing strength. The earlier mass kill was a frozen-background artifact, and the escape is located in the operator, not argued. Costs on the face: the coverage-vs-dispersive fork becomes mandatory, and the bending condition B &lt;= T0 a^2/12 stands as the live falsifier.</w:t>
+      </w:r>
+    </w:p>
+    <w:p>
+      <w:r>
+        <w:t xml:space="preserve">(3) THE SIGN (EM-RECON-026): the q-linear force is derived from the momentum-flux (Blasius) integral — F = rho (v_rel x Gamma) with Gamma = q kappa_0 by the pi_1 = Z winding-charge identification — and the electric field is identified: E = rho kappa_0 (v x zhat). The static sign rule (like windings repel) is reproduced from momentum conservation, independently confirming the energy-minimization route; and the relative-velocity split yields the exact Lorentz structure F = q(E + v_d x B'), electricity and magnetism as the two halves of one Magnus formula.</w:t>
+      </w:r>
+    </w:p>
+    <w:p>
+      <w:r>
+        <w:t xml:space="preserve">(4) THE NORMALIZATION (EM-RECON-027): two independent routes — wave-energy bookkeeping under the registered field-strain bridge, and static Gauss consistency — fix the identical identity kappa_0^2 eps0 rho = 1, whence kappa_0 = c/sqrt(eps0 SIGMA): the circulation quantum is the bridge's one constant in electromagnetic clothes, and the Coulomb law emerges with no residual factor. The registered Schwinger-form bound on SIGMA propagates to kappa_0 &lt;= ~26-50 SI; a SIGMA measurement fixes every magnitude in the sector simultaneously.</w:t>
+      </w:r>
+    </w:p>
+    <w:p>
+      <w:r>
+        <w:t xml:space="preserve">(5) THE MAGNETIC SECTOR (EM-RECON-028): the ether-drag worry — the honest way the Lorentz split could have died — cancels as a computed identity: the Magnus axis is the winding's own line direction, so the net drag on a closed winding is the closed integral of the tangent, identically zero. The same topology that quantizes charge protects free motion. Faraday applied to the derived E forces mu_0 = 1/(eps0 c^2) from the carrier's own dispersion, and the structure lands on the registered magnetic claims (EM-009/012) as agreement between independent routes.</w:t>
+      </w:r>
+    </w:p>
+    <w:p>
+      <w:r>
+        <w:t xml:space="preserve">What remains, named: full covariance of the defect sector, beyond-plane-wave bookkeeping, and SIGMA's value — the single gate on which every magnitude hangs. Five commissions, zero free parameters introduced.</w:t>
+      </w:r>
+    </w:p>
     <w:p>
       <w:r>
         <w:t>Programme credit: the core Rope Hypothesis is due to Bill Gaede; this work develops and formalises it. Computational collaboration and drafting by Claude (Anthropic). Correspondence to palmer100@gmail.com.</w:t>

--- a/papers/_sources/rope_qpt.docx
+++ b/papers/_sources/rope_qpt.docx
@@ -88,6 +88,20 @@
           <w:szCs w:val="22"/>
         </w:rPr>
         <w:t xml:space="preserve"/>
+      </w:r>
+    </w:p>
+    <w:p>
+      <w:pPr>
+        <w:spacing w:after="160" w:before="0" w:line="276"/>
+        <w:jc w:val="both"/>
+      </w:pPr>
+      <w:r>
+        <w:rPr>
+          <w:rFonts w:ascii="Times New Roman" w:cs="Times New Roman" w:eastAsia="Times New Roman" w:hAnsi="Times New Roman"/>
+          <w:sz w:val="24"/>
+          <w:szCs w:val="24"/>
+        </w:rPr>
+        <w:t xml:space="preserve">Naming note (5 September 2026). This programme is now the Mesh Programme and the theory it develops the mesh framework; 'the rope framework' in earlier revisions reads 'the mesh framework'. 'Rope' remains the name of the two-strand wound object, and the Rope Hypothesis credited to Bill Gaede keeps its name. Identifiers (repository, rope_solver, file names, claim IDs) are unchanged.</w:t>
       </w:r>
     </w:p>
     <w:p>
